--- a/NOC_Template.docx
+++ b/NOC_Template.docx
@@ -978,7 +978,7 @@
       <w:pPr>
         <w:spacing w:line="206" w:lineRule="exact"/>
         <w:rPr>
-          <w:rFonts w:ascii="Arial" w:hAnsi="Arial" w:cs="Arial"/>
+          <w:noProof/>
         </w:rPr>
       </w:pPr>
       <w:r>
@@ -988,13 +988,13 @@
         <mc:AlternateContent>
           <mc:Choice Requires="wpg">
             <w:drawing>
-              <wp:anchor distT="0" distB="0" distL="114300" distR="114300" simplePos="0" relativeHeight="251514880" behindDoc="0" locked="0" layoutInCell="1" allowOverlap="1" wp14:anchorId="3F97DEEE" wp14:editId="79C994BC">
+              <wp:anchor distT="0" distB="0" distL="114300" distR="114300" simplePos="0" relativeHeight="251514880" behindDoc="0" locked="0" layoutInCell="1" allowOverlap="1" wp14:anchorId="3F97DEEE" wp14:editId="6C3FC886">
                 <wp:simplePos x="0" y="0"/>
                 <wp:positionH relativeFrom="column">
                   <wp:posOffset>4579620</wp:posOffset>
                 </wp:positionH>
                 <wp:positionV relativeFrom="paragraph">
-                  <wp:posOffset>300990</wp:posOffset>
+                  <wp:posOffset>357028</wp:posOffset>
                 </wp:positionV>
                 <wp:extent cx="1952625" cy="285115"/>
                 <wp:effectExtent l="0" t="0" r="9525" b="635"/>
@@ -1210,7 +1210,7 @@
           </mc:Choice>
           <mc:Fallback>
             <w:pict>
-              <v:group w14:anchorId="3F97DEEE" id="Group 7" o:spid="_x0000_s1033" style="position:absolute;margin-left:360.6pt;margin-top:23.7pt;width:153.75pt;height:22.45pt;flip:y;z-index:251514880;mso-width-relative:margin" coordsize="6140,400" o:gfxdata="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">
+              <v:group w14:anchorId="3F97DEEE" id="Group 7" o:spid="_x0000_s1033" style="position:absolute;margin-left:360.6pt;margin-top:28.1pt;width:153.75pt;height:22.45pt;flip:y;z-index:251514880;mso-width-relative:margin" coordsize="6140,400" o:gfxdata="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">
                 <v:shapetype id="_x0000_t75" coordsize="21600,21600" o:spt="75" o:preferrelative="t" path="m@4@5l@4@11@9@11@9@5xe" filled="f" stroked="f">
                   <v:stroke joinstyle="miter"/>
                   <v:formulas>
@@ -4723,6 +4723,7 @@
   <w:style w:type="character" w:default="1" w:styleId="DefaultParagraphFont">
     <w:name w:val="Default Paragraph Font"/>
     <w:uiPriority w:val="1"/>
+    <w:semiHidden/>
     <w:unhideWhenUsed/>
   </w:style>
   <w:style w:type="table" w:default="1" w:styleId="TableNormal">

--- a/NOC_Template.docx
+++ b/NOC_Template.docx
@@ -620,8 +620,6 @@
           </mc:Fallback>
         </mc:AlternateContent>
       </w:r>
-    </w:p>
-    <w:p>
       <w:r>
         <w:rPr>
           <w:noProof/>
@@ -798,7 +796,7 @@
         <w:pStyle w:val="NoSpacing"/>
         <w:rPr>
           <w:rFonts w:asciiTheme="minorBidi" w:hAnsiTheme="minorBidi"/>
-          <w:lang w:bidi="ar-AE"/>
+          <w:noProof/>
         </w:rPr>
       </w:pPr>
       <w:r>
@@ -973,13 +971,47 @@
         </w:rPr>
         <w:t>{{TENANT_NAME}}</w:t>
       </w:r>
+      <w:r>
+        <w:rPr>
+          <w:rFonts w:asciiTheme="minorBidi" w:hAnsiTheme="minorBidi"/>
+          <w:noProof/>
+        </w:rPr>
+        <w:br/>
+      </w:r>
+      <w:r>
+        <w:rPr>
+          <w:rFonts w:ascii="Arial" w:hAnsi="Arial" w:cs="Arial"/>
+        </w:rPr>
+        <w:t>{{TOWER}}</w:t>
+      </w:r>
     </w:p>
     <w:p>
       <w:pPr>
-        <w:spacing w:line="206" w:lineRule="exact"/>
-        <w:rPr>
-          <w:noProof/>
-        </w:rPr>
+        <w:spacing w:after="0"/>
+        <w:rPr>
+          <w:rFonts w:ascii="Arial" w:hAnsi="Arial" w:cs="Arial"/>
+        </w:rPr>
+      </w:pPr>
+      <w:r>
+        <w:rPr>
+          <w:rFonts w:ascii="Arial" w:hAnsi="Arial" w:cs="Arial"/>
+        </w:rPr>
+        <w:t>{{UNIT}}</w:t>
+      </w:r>
+    </w:p>
+    <w:p>
+      <w:pPr>
+        <w:spacing w:after="0"/>
+        <w:rPr>
+          <w:rFonts w:ascii="Arial" w:hAnsi="Arial" w:cs="Arial"/>
+          <w:rtl/>
+          <w:lang w:bidi="ar-AE"/>
+        </w:rPr>
+      </w:pPr>
+    </w:p>
+    <w:p>
+      <w:pPr>
+        <w:spacing w:after="0"/>
       </w:pPr>
       <w:r>
         <w:rPr>
@@ -988,16 +1020,16 @@
         <mc:AlternateContent>
           <mc:Choice Requires="wpg">
             <w:drawing>
-              <wp:anchor distT="0" distB="0" distL="114300" distR="114300" simplePos="0" relativeHeight="251514880" behindDoc="0" locked="0" layoutInCell="1" allowOverlap="1" wp14:anchorId="3F97DEEE" wp14:editId="6C3FC886">
+              <wp:anchor distT="0" distB="0" distL="114300" distR="114300" simplePos="0" relativeHeight="251514880" behindDoc="0" locked="0" layoutInCell="1" allowOverlap="1" wp14:anchorId="3F97DEEE" wp14:editId="490CB7DB">
                 <wp:simplePos x="0" y="0"/>
                 <wp:positionH relativeFrom="column">
-                  <wp:posOffset>4579620</wp:posOffset>
+                  <wp:posOffset>4613275</wp:posOffset>
                 </wp:positionH>
                 <wp:positionV relativeFrom="paragraph">
-                  <wp:posOffset>357028</wp:posOffset>
+                  <wp:posOffset>5080</wp:posOffset>
                 </wp:positionV>
                 <wp:extent cx="1952625" cy="285115"/>
-                <wp:effectExtent l="0" t="0" r="9525" b="635"/>
+                <wp:effectExtent l="3175" t="2540" r="0" b="0"/>
                 <wp:wrapSquare wrapText="bothSides"/>
                 <wp:docPr id="871427970" name="Group 7"/>
                 <wp:cNvGraphicFramePr>
@@ -1129,8 +1161,8 @@
                         </wps:cNvSpPr>
                         <wps:spPr bwMode="auto">
                           <a:xfrm>
-                            <a:off x="1563" y="133"/>
-                            <a:ext cx="2351" cy="186"/>
+                            <a:off x="1092" y="123"/>
+                            <a:ext cx="2582" cy="207"/>
                           </a:xfrm>
                           <a:prstGeom prst="rect">
                             <a:avLst/>
@@ -1182,13 +1214,6 @@
                                 </w:rPr>
                                 <w:tab/>
                               </w:r>
-                              <w:r>
-                                <w:rPr>
-                                  <w:rFonts w:ascii="Arial" w:hAnsi="Arial" w:cs="Arial"/>
-                                  <w:w w:val="95"/>
-                                </w:rPr>
-                                <w:tab/>
-                              </w:r>
                             </w:p>
                           </w:txbxContent>
                         </wps:txbx>
@@ -1210,7 +1235,7 @@
           </mc:Choice>
           <mc:Fallback>
             <w:pict>
-              <v:group w14:anchorId="3F97DEEE" id="Group 7" o:spid="_x0000_s1033" style="position:absolute;margin-left:360.6pt;margin-top:28.1pt;width:153.75pt;height:22.45pt;flip:y;z-index:251514880;mso-width-relative:margin" coordsize="6140,400" o:gfxdata="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">
+              <v:group w14:anchorId="3F97DEEE" id="Group 7" o:spid="_x0000_s1033" style="position:absolute;margin-left:363.25pt;margin-top:.4pt;width:153.75pt;height:22.45pt;flip:y;z-index:251514880;mso-width-relative:margin" coordsize="6140,400" o:gfxdata="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">
                 <v:shapetype id="_x0000_t75" coordsize="21600,21600" o:spt="75" o:preferrelative="t" path="m@4@5l@4@11@9@11@9@5xe" filled="f" stroked="f">
                   <v:stroke joinstyle="miter"/>
                   <v:formulas>
@@ -1259,7 +1284,7 @@
                     </w:txbxContent>
                   </v:textbox>
                 </v:shape>
-                <v:shape id="Text Box 23" o:spid="_x0000_s1036" type="#_x0000_t202" style="position:absolute;left:1563;top:133;width:2351;height:186;visibility:visible;mso-wrap-style:square;v-text-anchor:top" o:gfxdata="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" filled="f" stroked="f">
+                <v:shape id="Text Box 23" o:spid="_x0000_s1036" type="#_x0000_t202" style="position:absolute;left:1092;top:123;width:2582;height:207;visibility:visible;mso-wrap-style:square;v-text-anchor:top" o:gfxdata="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" filled="f" stroked="f">
                   <v:textbox inset="0,0,0,0">
                     <w:txbxContent>
                       <w:p>
@@ -1283,13 +1308,6 @@
                           </w:rPr>
                           <w:tab/>
                         </w:r>
-                        <w:r>
-                          <w:rPr>
-                            <w:rFonts w:ascii="Arial" w:hAnsi="Arial" w:cs="Arial"/>
-                            <w:w w:val="95"/>
-                          </w:rPr>
-                          <w:tab/>
-                        </w:r>
                       </w:p>
                     </w:txbxContent>
                   </v:textbox>
@@ -1302,42 +1320,13 @@
       </w:r>
       <w:r>
         <w:rPr>
-          <w:rFonts w:ascii="Arial" w:hAnsi="Arial" w:cs="Arial"/>
-        </w:rPr>
-        <w:t>{{TOWER}}</w:t>
-      </w:r>
-      <w:r>
-        <w:rPr>
-          <w:rFonts w:ascii="Arial" w:hAnsi="Arial" w:cs="Arial"/>
-        </w:rPr>
-        <w:br/>
-      </w:r>
-      <w:r>
-        <w:rPr>
-          <w:rFonts w:ascii="Arial" w:hAnsi="Arial" w:cs="Arial"/>
-        </w:rPr>
-        <w:br/>
-      </w:r>
-      <w:r>
-        <w:rPr>
-          <w:noProof/>
-        </w:rPr>
-        <w:t>{{UNIT}}</w:t>
-      </w:r>
-    </w:p>
-    <w:p>
-      <w:pPr>
-        <w:spacing w:after="0"/>
-      </w:pPr>
-      <w:r>
-        <w:rPr>
           <w:noProof/>
         </w:rPr>
         <mc:AlternateContent>
           <mc:Choice Requires="wpg">
             <w:drawing>
-              <wp:inline distT="0" distB="0" distL="0" distR="0" wp14:anchorId="17CB12E1" wp14:editId="055E2241">
-                <wp:extent cx="3495675" cy="352359"/>
+              <wp:inline distT="0" distB="0" distL="0" distR="0" wp14:anchorId="17CB12E1" wp14:editId="581E4AC2">
+                <wp:extent cx="3495675" cy="428006"/>
                 <wp:effectExtent l="0" t="0" r="9525" b="10160"/>
                 <wp:docPr id="871640257" name="Group 2"/>
                 <wp:cNvGraphicFramePr>
@@ -1352,9 +1341,9 @@
                       <wpg:grpSpPr bwMode="auto">
                         <a:xfrm flipV="1">
                           <a:off x="0" y="0"/>
-                          <a:ext cx="3495675" cy="352359"/>
-                          <a:chOff x="0" y="-131"/>
-                          <a:chExt cx="6140" cy="531"/>
+                          <a:ext cx="3495675" cy="428006"/>
+                          <a:chOff x="0" y="-245"/>
+                          <a:chExt cx="6140" cy="645"/>
                         </a:xfrm>
                       </wpg:grpSpPr>
                       <pic:pic xmlns:pic="http://schemas.openxmlformats.org/drawingml/2006/picture">
@@ -1479,8 +1468,8 @@
                         </wps:cNvSpPr>
                         <wps:spPr bwMode="auto">
                           <a:xfrm>
-                            <a:off x="2138" y="-131"/>
-                            <a:ext cx="3049" cy="502"/>
+                            <a:off x="2121" y="-245"/>
+                            <a:ext cx="3567" cy="576"/>
                           </a:xfrm>
                           <a:prstGeom prst="rect">
                             <a:avLst/>
@@ -1513,15 +1502,12 @@
                           <w:txbxContent>
                             <w:p>
                               <w:pPr>
-                                <w:pStyle w:val="NoSpacing"/>
+                                <w:spacing w:line="206" w:lineRule="exact"/>
                                 <w:rPr>
                                   <w:rFonts w:ascii="Arial" w:hAnsi="Arial" w:cs="Arial"/>
                                 </w:rPr>
                               </w:pPr>
                               <w:r>
-                                <w:rPr>
-                                  <w:rFonts w:ascii="Arial" w:hAnsi="Arial" w:cs="Arial"/>
-                                </w:rPr>
                                 <w:t>{{TENANT_CONTRACT}}</w:t>
                               </w:r>
                             </w:p>
@@ -1539,7 +1525,7 @@
           </mc:Choice>
           <mc:Fallback>
             <w:pict>
-              <v:group w14:anchorId="17CB12E1" id="Group 2" o:spid="_x0000_s1037" style="width:275.25pt;height:27.75pt;flip:y;mso-position-horizontal-relative:char;mso-position-vertical-relative:line" coordorigin=",-131" coordsize="6140,531" o:gfxdata="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">
+              <v:group w14:anchorId="17CB12E1" id="Group 2" o:spid="_x0000_s1037" style="width:275.25pt;height:33.7pt;flip:y;mso-position-horizontal-relative:char;mso-position-vertical-relative:line" coordorigin=",-245" coordsize="6140,645" o:gfxdata="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">
                 <v:shape id="Picture 3" o:spid="_x0000_s1038" type="#_x0000_t75" style="position:absolute;width:6140;height:400;visibility:visible;mso-wrap-style:square" o:gfxdata="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">
                   <v:imagedata r:id="rId12" o:title=""/>
                 </v:shape>
@@ -1579,20 +1565,17 @@
                     </w:txbxContent>
                   </v:textbox>
                 </v:shape>
-                <v:shape id="Text Box 19" o:spid="_x0000_s1040" type="#_x0000_t202" style="position:absolute;left:2138;top:-131;width:3049;height:502;visibility:visible;mso-wrap-style:square;v-text-anchor:top" o:gfxdata="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" filled="f" stroked="f">
+                <v:shape id="Text Box 19" o:spid="_x0000_s1040" type="#_x0000_t202" style="position:absolute;left:2121;top:-245;width:3567;height:576;visibility:visible;mso-wrap-style:square;v-text-anchor:top" o:gfxdata="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" filled="f" stroked="f">
                   <v:textbox inset="0,0,0,0">
                     <w:txbxContent>
                       <w:p>
                         <w:pPr>
-                          <w:pStyle w:val="NoSpacing"/>
+                          <w:spacing w:line="206" w:lineRule="exact"/>
                           <w:rPr>
                             <w:rFonts w:ascii="Arial" w:hAnsi="Arial" w:cs="Arial"/>
                           </w:rPr>
                         </w:pPr>
                         <w:r>
-                          <w:rPr>
-                            <w:rFonts w:ascii="Arial" w:hAnsi="Arial" w:cs="Arial"/>
-                          </w:rPr>
                           <w:t>{{TENANT_CONTRACT}}</w:t>
                         </w:r>
                       </w:p>
@@ -2360,7 +2343,7 @@
         <mc:AlternateContent>
           <mc:Choice Requires="wps">
             <w:drawing>
-              <wp:anchor distT="0" distB="0" distL="114300" distR="114300" simplePos="0" relativeHeight="251544576" behindDoc="0" locked="0" layoutInCell="1" allowOverlap="1" wp14:anchorId="451DB63F" wp14:editId="17CDCE53">
+              <wp:anchor distT="0" distB="0" distL="114300" distR="114300" simplePos="0" relativeHeight="251544576" behindDoc="0" locked="0" layoutInCell="1" allowOverlap="1" wp14:anchorId="451DB63F" wp14:editId="68CEDD8C">
                 <wp:simplePos x="0" y="0"/>
                 <wp:positionH relativeFrom="column">
                   <wp:posOffset>1676400</wp:posOffset>
@@ -2368,8 +2351,8 @@
                 <wp:positionV relativeFrom="paragraph">
                   <wp:posOffset>543560</wp:posOffset>
                 </wp:positionV>
-                <wp:extent cx="1668780" cy="295275"/>
-                <wp:effectExtent l="0" t="0" r="7620" b="9525"/>
+                <wp:extent cx="1943100" cy="276225"/>
+                <wp:effectExtent l="0" t="0" r="0" b="9525"/>
                 <wp:wrapNone/>
                 <wp:docPr id="2021931858" name="Text Box 9"/>
                 <wp:cNvGraphicFramePr>
@@ -2384,7 +2367,7 @@
                       <wps:spPr>
                         <a:xfrm>
                           <a:off x="0" y="0"/>
-                          <a:ext cx="1668780" cy="295275"/>
+                          <a:ext cx="1943100" cy="276225"/>
                         </a:xfrm>
                         <a:prstGeom prst="rect">
                           <a:avLst/>
@@ -2403,9 +2386,15 @@
                         <w:txbxContent>
                           <w:p>
                             <w:pPr>
-                              <w:pStyle w:val="NoSpacing"/>
+                              <w:rPr>
+                                <w:sz w:val="24"/>
+                                <w:szCs w:val="24"/>
+                              </w:rPr>
                             </w:pPr>
                             <w:r>
+                              <w:rPr>
+                                <w:rFonts w:ascii="Arial" w:hAnsi="Arial" w:cs="Arial"/>
+                              </w:rPr>
                               <w:t>{{TENANT_CONTRACT}}</w:t>
                             </w:r>
                           </w:p>
@@ -2431,14 +2420,20 @@
           </mc:Choice>
           <mc:Fallback>
             <w:pict>
-              <v:shape w14:anchorId="451DB63F" id="_x0000_s1042" type="#_x0000_t202" style="position:absolute;margin-left:132pt;margin-top:42.8pt;width:131.4pt;height:23.25pt;z-index:251544576;visibility:visible;mso-wrap-style:square;mso-width-percent:0;mso-height-percent:0;mso-wrap-distance-left:9pt;mso-wrap-distance-top:0;mso-wrap-distance-right:9pt;mso-wrap-distance-bottom:0;mso-position-horizontal:absolute;mso-position-horizontal-relative:text;mso-position-vertical:absolute;mso-position-vertical-relative:text;mso-width-percent:0;mso-height-percent:0;mso-width-relative:margin;mso-height-relative:page;v-text-anchor:top" o:gfxdata="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" fillcolor="#c6d9f1 [671]" stroked="f" strokeweight=".5pt">
+              <v:shape w14:anchorId="451DB63F" id="_x0000_s1042" type="#_x0000_t202" style="position:absolute;margin-left:132pt;margin-top:42.8pt;width:153pt;height:21.75pt;z-index:251544576;visibility:visible;mso-wrap-style:square;mso-width-percent:0;mso-height-percent:0;mso-wrap-distance-left:9pt;mso-wrap-distance-top:0;mso-wrap-distance-right:9pt;mso-wrap-distance-bottom:0;mso-position-horizontal:absolute;mso-position-horizontal-relative:text;mso-position-vertical:absolute;mso-position-vertical-relative:text;mso-width-percent:0;mso-height-percent:0;mso-width-relative:margin;mso-height-relative:page;v-text-anchor:top" o:gfxdata="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" fillcolor="#c6d9f1 [671]" stroked="f" strokeweight=".5pt">
                 <v:textbox>
                   <w:txbxContent>
                     <w:p>
                       <w:pPr>
-                        <w:pStyle w:val="NoSpacing"/>
+                        <w:rPr>
+                          <w:sz w:val="24"/>
+                          <w:szCs w:val="24"/>
+                        </w:rPr>
                       </w:pPr>
                       <w:r>
+                        <w:rPr>
+                          <w:rFonts w:ascii="Arial" w:hAnsi="Arial" w:cs="Arial"/>
+                        </w:rPr>
                         <w:t>{{TENANT_CONTRACT}}</w:t>
                       </w:r>
                     </w:p>
@@ -2456,7 +2451,7 @@
         <mc:AlternateContent>
           <mc:Choice Requires="wps">
             <w:drawing>
-              <wp:anchor distT="0" distB="0" distL="114300" distR="114300" simplePos="0" relativeHeight="251552768" behindDoc="0" locked="0" layoutInCell="1" allowOverlap="1" wp14:anchorId="0A1AC964" wp14:editId="1EB33069">
+              <wp:anchor distT="0" distB="0" distL="114300" distR="114300" simplePos="0" relativeHeight="251552768" behindDoc="0" locked="0" layoutInCell="1" allowOverlap="1" wp14:anchorId="0A1AC964" wp14:editId="36B83C7D">
                 <wp:simplePos x="0" y="0"/>
                 <wp:positionH relativeFrom="column">
                   <wp:posOffset>1668780</wp:posOffset>
@@ -2502,12 +2497,13 @@
                               <w:rPr>
                                 <w:sz w:val="24"/>
                                 <w:szCs w:val="24"/>
+                                <w:lang w:bidi="ar-AE"/>
                               </w:rPr>
                             </w:pPr>
                             <w:r>
                               <w:rPr>
-                                <w:sz w:val="24"/>
-                                <w:szCs w:val="24"/>
+                                <w:rFonts w:asciiTheme="minorBidi" w:hAnsiTheme="minorBidi"/>
+                                <w:noProof/>
                               </w:rPr>
                               <w:t>{{TENANT_NAME}}</w:t>
                             </w:r>
@@ -2542,12 +2538,13 @@
                         <w:rPr>
                           <w:sz w:val="24"/>
                           <w:szCs w:val="24"/>
+                          <w:lang w:bidi="ar-AE"/>
                         </w:rPr>
                       </w:pPr>
                       <w:r>
                         <w:rPr>
-                          <w:sz w:val="24"/>
-                          <w:szCs w:val="24"/>
+                          <w:rFonts w:asciiTheme="minorBidi" w:hAnsiTheme="minorBidi"/>
+                          <w:noProof/>
                         </w:rPr>
                         <w:t>{{TENANT_NAME}}</w:t>
                       </w:r>
@@ -2566,7 +2563,7 @@
         <mc:AlternateContent>
           <mc:Choice Requires="wps">
             <w:drawing>
-              <wp:anchor distT="0" distB="0" distL="114300" distR="114300" simplePos="0" relativeHeight="251523072" behindDoc="0" locked="0" layoutInCell="1" allowOverlap="1" wp14:anchorId="46930C18" wp14:editId="6C1ECD06">
+              <wp:anchor distT="0" distB="0" distL="114300" distR="114300" simplePos="0" relativeHeight="251523072" behindDoc="0" locked="0" layoutInCell="1" allowOverlap="1" wp14:anchorId="46930C18" wp14:editId="2DDC3466">
                 <wp:simplePos x="0" y="0"/>
                 <wp:positionH relativeFrom="column">
                   <wp:posOffset>2466975</wp:posOffset>
@@ -3153,6 +3150,7 @@
                         <w:txbxContent>
                           <w:p>
                             <w:pPr>
+                              <w:jc w:val="center"/>
                               <w:rPr>
                                 <w:rFonts w:ascii="Arial" w:hAnsi="Arial" w:cs="Arial"/>
                                 <w:b/>
@@ -3169,57 +3167,7 @@
                                 <w:sz w:val="28"/>
                                 <w:szCs w:val="28"/>
                               </w:rPr>
-                              <w:t xml:space="preserve">    </w:t>
-                            </w:r>
-                            <w:r>
-                              <w:rPr>
-                                <w:rFonts w:ascii="Arial" w:hAnsi="Arial" w:cs="Arial"/>
-                                <w:b/>
-                                <w:bCs/>
-                                <w:sz w:val="28"/>
-                                <w:szCs w:val="28"/>
-                              </w:rPr>
-                              <w:t xml:space="preserve">    </w:t>
-                            </w:r>
-                            <w:r>
-                              <w:rPr>
-                                <w:rFonts w:ascii="Arial" w:hAnsi="Arial" w:cs="Arial"/>
-                                <w:b/>
-                                <w:bCs/>
-                                <w:sz w:val="28"/>
-                                <w:szCs w:val="28"/>
-                              </w:rPr>
-                              <w:t xml:space="preserve"> </w:t>
-                            </w:r>
-                            <w:r>
-                              <w:rPr>
-                                <w:rFonts w:ascii="Arial" w:hAnsi="Arial" w:cs="Arial"/>
-                                <w:b/>
-                                <w:bCs/>
-                                <w:sz w:val="28"/>
-                                <w:szCs w:val="28"/>
-                              </w:rPr>
-                              <w:t xml:space="preserve"> </w:t>
-                            </w:r>
-                            <w:r>
-                              <w:rPr>
-                                <w:rFonts w:ascii="Arial" w:hAnsi="Arial" w:cs="Arial"/>
-                                <w:b/>
-                                <w:bCs/>
-                                <w:sz w:val="28"/>
-                                <w:szCs w:val="28"/>
-                              </w:rPr>
-                              <w:t>Owner</w:t>
-                            </w:r>
-                            <w:r>
-                              <w:rPr>
-                                <w:rFonts w:ascii="Arial" w:hAnsi="Arial" w:cs="Arial"/>
-                                <w:b/>
-                                <w:bCs/>
-                                <w:sz w:val="28"/>
-                                <w:szCs w:val="28"/>
-                              </w:rPr>
-                              <w:t xml:space="preserve"> Information</w:t>
+                              <w:t>Owner Information</w:t>
                             </w:r>
                           </w:p>
                         </w:txbxContent>
@@ -3249,6 +3197,7 @@
                   <w:txbxContent>
                     <w:p>
                       <w:pPr>
+                        <w:jc w:val="center"/>
                         <w:rPr>
                           <w:rFonts w:ascii="Arial" w:hAnsi="Arial" w:cs="Arial"/>
                           <w:b/>
@@ -3265,57 +3214,7 @@
                           <w:sz w:val="28"/>
                           <w:szCs w:val="28"/>
                         </w:rPr>
-                        <w:t xml:space="preserve">    </w:t>
-                      </w:r>
-                      <w:r>
-                        <w:rPr>
-                          <w:rFonts w:ascii="Arial" w:hAnsi="Arial" w:cs="Arial"/>
-                          <w:b/>
-                          <w:bCs/>
-                          <w:sz w:val="28"/>
-                          <w:szCs w:val="28"/>
-                        </w:rPr>
-                        <w:t xml:space="preserve">    </w:t>
-                      </w:r>
-                      <w:r>
-                        <w:rPr>
-                          <w:rFonts w:ascii="Arial" w:hAnsi="Arial" w:cs="Arial"/>
-                          <w:b/>
-                          <w:bCs/>
-                          <w:sz w:val="28"/>
-                          <w:szCs w:val="28"/>
-                        </w:rPr>
-                        <w:t xml:space="preserve"> </w:t>
-                      </w:r>
-                      <w:r>
-                        <w:rPr>
-                          <w:rFonts w:ascii="Arial" w:hAnsi="Arial" w:cs="Arial"/>
-                          <w:b/>
-                          <w:bCs/>
-                          <w:sz w:val="28"/>
-                          <w:szCs w:val="28"/>
-                        </w:rPr>
-                        <w:t xml:space="preserve"> </w:t>
-                      </w:r>
-                      <w:r>
-                        <w:rPr>
-                          <w:rFonts w:ascii="Arial" w:hAnsi="Arial" w:cs="Arial"/>
-                          <w:b/>
-                          <w:bCs/>
-                          <w:sz w:val="28"/>
-                          <w:szCs w:val="28"/>
-                        </w:rPr>
-                        <w:t>Owner</w:t>
-                      </w:r>
-                      <w:r>
-                        <w:rPr>
-                          <w:rFonts w:ascii="Arial" w:hAnsi="Arial" w:cs="Arial"/>
-                          <w:b/>
-                          <w:bCs/>
-                          <w:sz w:val="28"/>
-                          <w:szCs w:val="28"/>
-                        </w:rPr>
-                        <w:t xml:space="preserve"> Information</w:t>
+                        <w:t>Owner Information</w:t>
                       </w:r>
                     </w:p>
                   </w:txbxContent>
@@ -3332,7 +3231,7 @@
         <mc:AlternateContent>
           <mc:Choice Requires="wps">
             <w:drawing>
-              <wp:anchor distT="0" distB="0" distL="114300" distR="114300" simplePos="0" relativeHeight="251585536" behindDoc="0" locked="0" layoutInCell="1" allowOverlap="1" wp14:anchorId="2AB894BC" wp14:editId="5590926F">
+              <wp:anchor distT="0" distB="0" distL="114300" distR="114300" simplePos="0" relativeHeight="251585536" behindDoc="0" locked="0" layoutInCell="1" allowOverlap="1" wp14:anchorId="2AB894BC" wp14:editId="688E2D27">
                 <wp:simplePos x="0" y="0"/>
                 <wp:positionH relativeFrom="column">
                   <wp:posOffset>1714500</wp:posOffset>
@@ -3440,7 +3339,7 @@
         <mc:AlternateContent>
           <mc:Choice Requires="wps">
             <w:drawing>
-              <wp:anchor distT="0" distB="0" distL="114300" distR="114300" simplePos="0" relativeHeight="251595776" behindDoc="0" locked="0" layoutInCell="1" allowOverlap="1" wp14:anchorId="00DB6C95" wp14:editId="258E26C5">
+              <wp:anchor distT="0" distB="0" distL="114300" distR="114300" simplePos="0" relativeHeight="251595776" behindDoc="0" locked="0" layoutInCell="1" allowOverlap="1" wp14:anchorId="00DB6C95" wp14:editId="16CC43B7">
                 <wp:simplePos x="0" y="0"/>
                 <wp:positionH relativeFrom="column">
                   <wp:posOffset>1701165</wp:posOffset>
@@ -3486,8 +3385,6 @@
                               <w:rPr>
                                 <w:rFonts w:asciiTheme="minorBidi" w:hAnsiTheme="minorBidi"/>
                                 <w:color w:val="000000" w:themeColor="text1"/>
-                                <w:rtl/>
-                                <w:lang w:bidi="ar-AE"/>
                               </w:rPr>
                             </w:pPr>
                             <w:r>
@@ -3528,8 +3425,6 @@
                         <w:rPr>
                           <w:rFonts w:asciiTheme="minorBidi" w:hAnsiTheme="minorBidi"/>
                           <w:color w:val="000000" w:themeColor="text1"/>
-                          <w:rtl/>
-                          <w:lang w:bidi="ar-AE"/>
                         </w:rPr>
                       </w:pPr>
                       <w:r>

--- a/NOC_Template.docx
+++ b/NOC_Template.docx
@@ -1008,11 +1008,6 @@
           <w:lang w:bidi="ar-AE"/>
         </w:rPr>
       </w:pPr>
-    </w:p>
-    <w:p>
-      <w:pPr>
-        <w:spacing w:after="0"/>
-      </w:pPr>
       <w:r>
         <w:rPr>
           <w:noProof/>
@@ -1020,16 +1015,16 @@
         <mc:AlternateContent>
           <mc:Choice Requires="wpg">
             <w:drawing>
-              <wp:anchor distT="0" distB="0" distL="114300" distR="114300" simplePos="0" relativeHeight="251514880" behindDoc="0" locked="0" layoutInCell="1" allowOverlap="1" wp14:anchorId="3F97DEEE" wp14:editId="490CB7DB">
+              <wp:anchor distT="0" distB="0" distL="114300" distR="114300" simplePos="0" relativeHeight="251514880" behindDoc="0" locked="0" layoutInCell="1" allowOverlap="1" wp14:anchorId="3F97DEEE" wp14:editId="5B2CD1A9">
                 <wp:simplePos x="0" y="0"/>
                 <wp:positionH relativeFrom="column">
                   <wp:posOffset>4613275</wp:posOffset>
                 </wp:positionH>
                 <wp:positionV relativeFrom="paragraph">
-                  <wp:posOffset>5080</wp:posOffset>
+                  <wp:posOffset>174625</wp:posOffset>
                 </wp:positionV>
                 <wp:extent cx="1952625" cy="285115"/>
-                <wp:effectExtent l="3175" t="2540" r="0" b="0"/>
+                <wp:effectExtent l="0" t="0" r="9525" b="635"/>
                 <wp:wrapSquare wrapText="bothSides"/>
                 <wp:docPr id="871427970" name="Group 7"/>
                 <wp:cNvGraphicFramePr>
@@ -1235,7 +1230,7 @@
           </mc:Choice>
           <mc:Fallback>
             <w:pict>
-              <v:group w14:anchorId="3F97DEEE" id="Group 7" o:spid="_x0000_s1033" style="position:absolute;margin-left:363.25pt;margin-top:.4pt;width:153.75pt;height:22.45pt;flip:y;z-index:251514880;mso-width-relative:margin" coordsize="6140,400" o:gfxdata="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">
+              <v:group w14:anchorId="3F97DEEE" id="Group 7" o:spid="_x0000_s1033" style="position:absolute;margin-left:363.25pt;margin-top:13.75pt;width:153.75pt;height:22.45pt;flip:y;z-index:251514880;mso-width-relative:margin" coordsize="6140,400" o:gfxdata="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">
                 <v:shapetype id="_x0000_t75" coordsize="21600,21600" o:spt="75" o:preferrelative="t" path="m@4@5l@4@11@9@11@9@5xe" filled="f" stroked="f">
                   <v:stroke joinstyle="miter"/>
                   <v:formulas>
@@ -1318,6 +1313,11 @@
           </mc:Fallback>
         </mc:AlternateContent>
       </w:r>
+    </w:p>
+    <w:p>
+      <w:pPr>
+        <w:spacing w:after="0"/>
+      </w:pPr>
       <w:r>
         <w:rPr>
           <w:noProof/>

--- a/NOC_Template.docx
+++ b/NOC_Template.docx
@@ -1015,13 +1015,13 @@
         <mc:AlternateContent>
           <mc:Choice Requires="wpg">
             <w:drawing>
-              <wp:anchor distT="0" distB="0" distL="114300" distR="114300" simplePos="0" relativeHeight="251514880" behindDoc="0" locked="0" layoutInCell="1" allowOverlap="1" wp14:anchorId="3F97DEEE" wp14:editId="5B2CD1A9">
+              <wp:anchor distT="0" distB="0" distL="114300" distR="114300" simplePos="0" relativeHeight="251514880" behindDoc="0" locked="0" layoutInCell="1" allowOverlap="1" wp14:anchorId="3F97DEEE" wp14:editId="6A754271">
                 <wp:simplePos x="0" y="0"/>
                 <wp:positionH relativeFrom="column">
-                  <wp:posOffset>4613275</wp:posOffset>
+                  <wp:posOffset>4610100</wp:posOffset>
                 </wp:positionH>
                 <wp:positionV relativeFrom="paragraph">
-                  <wp:posOffset>174625</wp:posOffset>
+                  <wp:posOffset>172720</wp:posOffset>
                 </wp:positionV>
                 <wp:extent cx="1952625" cy="285115"/>
                 <wp:effectExtent l="0" t="0" r="9525" b="635"/>
@@ -1156,7 +1156,7 @@
                         </wps:cNvSpPr>
                         <wps:spPr bwMode="auto">
                           <a:xfrm>
-                            <a:off x="1092" y="123"/>
+                            <a:off x="1380" y="123"/>
                             <a:ext cx="2582" cy="207"/>
                           </a:xfrm>
                           <a:prstGeom prst="rect">
@@ -1230,7 +1230,7 @@
           </mc:Choice>
           <mc:Fallback>
             <w:pict>
-              <v:group w14:anchorId="3F97DEEE" id="Group 7" o:spid="_x0000_s1033" style="position:absolute;margin-left:363.25pt;margin-top:13.75pt;width:153.75pt;height:22.45pt;flip:y;z-index:251514880;mso-width-relative:margin" coordsize="6140,400" o:gfxdata="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">
+              <v:group w14:anchorId="3F97DEEE" id="Group 7" o:spid="_x0000_s1033" style="position:absolute;margin-left:363pt;margin-top:13.6pt;width:153.75pt;height:22.45pt;flip:y;z-index:251514880;mso-width-relative:margin" coordsize="6140,400" o:gfxdata="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">
                 <v:shapetype id="_x0000_t75" coordsize="21600,21600" o:spt="75" o:preferrelative="t" path="m@4@5l@4@11@9@11@9@5xe" filled="f" stroked="f">
                   <v:stroke joinstyle="miter"/>
                   <v:formulas>
@@ -1279,7 +1279,7 @@
                     </w:txbxContent>
                   </v:textbox>
                 </v:shape>
-                <v:shape id="Text Box 23" o:spid="_x0000_s1036" type="#_x0000_t202" style="position:absolute;left:1092;top:123;width:2582;height:207;visibility:visible;mso-wrap-style:square;v-text-anchor:top" o:gfxdata="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" filled="f" stroked="f">
+                <v:shape id="Text Box 23" o:spid="_x0000_s1036" type="#_x0000_t202" style="position:absolute;left:1380;top:123;width:2582;height:207;visibility:visible;mso-wrap-style:square;v-text-anchor:top" o:gfxdata="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" filled="f" stroked="f">
                   <v:textbox inset="0,0,0,0">
                     <w:txbxContent>
                       <w:p>
